--- a/test_data/case_021_ccb_high_limit/bank_app.docx
+++ b/test_data/case_021_ccb_high_limit/bank_app.docx
@@ -406,7 +406,7 @@
               </w:rPr>
             </w:pPr>
             <w:r>
-              <w:t>Zhao Qiang</w:t>
+              <w:t>赵强</w:t>
             </w:r>
           </w:p>
         </w:tc>
@@ -463,7 +463,7 @@
               </w:rPr>
             </w:pPr>
             <w:r>
-              <w:t>Zhao Qiang</w:t>
+              <w:t>赵强</w:t>
             </w:r>
           </w:p>
         </w:tc>
@@ -622,6 +622,9 @@
                 <w:sz w:val="22"/>
               </w:rPr>
             </w:pPr>
+            <w:r>
+              <w:t>0755-22001235</w:t>
+            </w:r>
           </w:p>
         </w:tc>
       </w:tr>
@@ -679,60 +682,7 @@
               </w:rPr>
             </w:pPr>
             <w:r>
-              <w:rPr>
-                <w:rFonts w:ascii="宋体" w:hint="eastAsia"/>
-                <w:sz w:val="24"/>
-              </w:rPr>
-              <w:t>□</w:t>
-            </w:r>
-            <w:r>
-              <w:rPr>
-                <w:rFonts w:hint="eastAsia"/>
-                <w:sz w:val="24"/>
-              </w:rPr>
-              <w:t>网上银行服务</w:t>
-            </w:r>
-            <w:r>
-              <w:rPr>
-                <w:rFonts w:hint="eastAsia"/>
-                <w:sz w:val="24"/>
-              </w:rPr>
-              <w:t xml:space="preserve">    </w:t>
-            </w:r>
-            <w:r>
-              <w:rPr>
-                <w:rFonts w:ascii="宋体" w:hint="eastAsia"/>
-                <w:sz w:val="24"/>
-              </w:rPr>
-              <w:t>□</w:t>
-            </w:r>
-            <w:r>
-              <w:rPr>
-                <w:rFonts w:hint="eastAsia"/>
-                <w:sz w:val="24"/>
-              </w:rPr>
-              <w:t>电子对账服务</w:t>
-            </w:r>
-            <w:r>
-              <w:rPr>
-                <w:rFonts w:hint="eastAsia"/>
-                <w:sz w:val="24"/>
-              </w:rPr>
-              <w:t xml:space="preserve">       </w:t>
-            </w:r>
-            <w:r>
-              <w:rPr>
-                <w:rFonts w:ascii="宋体" w:hint="eastAsia"/>
-                <w:sz w:val="24"/>
-              </w:rPr>
-              <w:t>□</w:t>
-            </w:r>
-            <w:r>
-              <w:rPr>
-                <w:rFonts w:hint="eastAsia"/>
-                <w:sz w:val="24"/>
-              </w:rPr>
-              <w:t>注销服务</w:t>
+              <w:t>☑网上银行服务</w:t>
             </w:r>
           </w:p>
         </w:tc>
@@ -791,67 +741,7 @@
               </w:rPr>
             </w:pPr>
             <w:r>
-              <w:rPr>
-                <w:rFonts w:ascii="宋体" w:hint="eastAsia"/>
-                <w:sz w:val="24"/>
-              </w:rPr>
-              <w:t>□</w:t>
-            </w:r>
-            <w:r>
-              <w:rPr>
-                <w:rFonts w:hint="eastAsia"/>
-                <w:sz w:val="24"/>
-              </w:rPr>
-              <w:t>账户签约</w:t>
-            </w:r>
-            <w:r>
-              <w:rPr>
-                <w:rFonts w:hint="eastAsia"/>
-                <w:sz w:val="24"/>
-              </w:rPr>
-              <w:t xml:space="preserve">        </w:t>
-            </w:r>
-            <w:r>
-              <w:rPr>
-                <w:rFonts w:ascii="宋体" w:hint="eastAsia"/>
-                <w:sz w:val="24"/>
-              </w:rPr>
-              <w:t>□</w:t>
-            </w:r>
-            <w:r>
-              <w:rPr>
-                <w:rFonts w:hint="eastAsia"/>
-                <w:sz w:val="24"/>
-              </w:rPr>
-              <w:t xml:space="preserve">  </w:t>
-            </w:r>
-            <w:r>
-              <w:rPr>
-                <w:rFonts w:hint="eastAsia"/>
-                <w:sz w:val="24"/>
-              </w:rPr>
-              <w:t>账户更改</w:t>
-            </w:r>
-            <w:r>
-              <w:rPr>
-                <w:rFonts w:hint="eastAsia"/>
-                <w:sz w:val="24"/>
-              </w:rPr>
-              <w:t xml:space="preserve">         </w:t>
-            </w:r>
-            <w:r>
-              <w:rPr>
-                <w:rFonts w:ascii="宋体" w:hint="eastAsia"/>
-                <w:sz w:val="24"/>
-              </w:rPr>
-              <w:t>□</w:t>
-            </w:r>
-            <w:r>
-              <w:rPr>
-                <w:rFonts w:hint="eastAsia"/>
-                <w:sz w:val="24"/>
-              </w:rPr>
-              <w:t>账户注销</w:t>
+              <w:t>☑账户签约</w:t>
             </w:r>
           </w:p>
         </w:tc>
